--- a/physical_piano/share/Physical_Piano_TechSpark_Plan.docx
+++ b/physical_piano/share/Physical_Piano_TechSpark_Plan.docx
@@ -1430,17 +1430,17 @@
           <w:sz w:val="19"/>
           <w:szCs w:val="19"/>
         </w:rPr>
-        <w:t xml:space="preserve">reduce printed mass from ~490 g to ~305 g (</w:t>
-      </w:r>
-      <w:r>
-        <w:rPr>
-          <w:b/>
-          <w:bCs/>
-          <w:color w:val="1A1A1A"/>
-          <w:sz w:val="19"/>
-          <w:szCs w:val="19"/>
-        </w:rPr>
-        <w:t xml:space="preserve">$315 → ~$195</w:t>
+        <w:t xml:space="preserve">reduce printed mass from ~502 g to ~275 g (</w:t>
+      </w:r>
+      <w:r>
+        <w:rPr>
+          <w:b/>
+          <w:bCs/>
+          <w:color w:val="1A1A1A"/>
+          <w:sz w:val="19"/>
+          <w:szCs w:val="19"/>
+        </w:rPr>
+        <w:t xml:space="preserve">$321 → ~$176</w:t>
       </w:r>
       <w:r>
         <w:rPr>
@@ -1522,7 +1522,7 @@
         </w:rPr>
         <w:t xml:space="preserve">   A worked layered design already exists at    </w:t>
       </w:r>
-      <w:hyperlink w:history="1" r:id="rIdsgq109sxi3z40hr-1bdau">
+      <w:hyperlink w:history="1" r:id="rId4_vbhu69pvdsf0i5oynhd">
         <w:r>
           <w:rPr>
             <w:color w:val="6B4D0F"/>
@@ -1612,33 +1612,33 @@
           <w:sz w:val="19"/>
           <w:szCs w:val="19"/>
         </w:rPr>
-        <w:t xml:space="preserve">Tile joining</w:t>
-      </w:r>
-      <w:r>
-        <w:rPr>
-          <w:color w:val="1A1A1A"/>
-          <w:sz w:val="19"/>
-          <w:szCs w:val="19"/>
-        </w:rPr>
-        <w:t xml:space="preserve"> — </w:t>
-      </w:r>
-      <w:r>
-        <w:rPr>
-          <w:i/>
-          <w:iCs/>
-          <w:color w:val="1A1A1A"/>
-          <w:sz w:val="19"/>
-          <w:szCs w:val="19"/>
-        </w:rPr>
-        <w:t xml:space="preserve">only if question 3 is a no.</w:t>
-      </w:r>
-      <w:r>
-        <w:rPr>
-          <w:color w:val="1A1A1A"/>
-          <w:sz w:val="19"/>
-          <w:szCs w:val="19"/>
-        </w:rPr>
-        <w:t xml:space="preserve"> Best way to align/join the three printed base tiles so the 50 mm key pitch stays accurate across seams.</w:t>
+        <w:t xml:space="preserve">Tile joining.</w:t>
+      </w:r>
+      <w:r>
+        <w:rPr>
+          <w:color w:val="1A1A1A"/>
+          <w:sz w:val="19"/>
+          <w:szCs w:val="19"/>
+        </w:rPr>
+        <w:t xml:space="preserve"> The base cells now carry alignment dowel half-holes on every edge, so a tile seam closes onto a 3 mm rod rather than being butted by eye. Worth asking whether they would also glue or pin the seam, since the 50 mm key pitch — what the arm is calibrated to — has to survive two joins on this route. </w:t>
+      </w:r>
+      <w:r>
+        <w:rPr>
+          <w:b/>
+          <w:bCs/>
+          <w:color w:val="1A1A1A"/>
+          <w:sz w:val="19"/>
+          <w:szCs w:val="19"/>
+        </w:rPr>
+        <w:t xml:space="preserve">This is now the likely route</w:t>
+      </w:r>
+      <w:r>
+        <w:rPr>
+          <w:color w:val="1A1A1A"/>
+          <w:sz w:val="19"/>
+          <w:szCs w:val="19"/>
+        </w:rPr>
+        <w:t xml:space="preserve">, so it deserves more attention than the laser alternative.</w:t>
       </w:r>
     </w:p>
     <w:p>
@@ -2405,7 +2405,7 @@
                 <w:sz w:val="19"/>
                 <w:szCs w:val="19"/>
               </w:rPr>
-              <w:t xml:space="preserve">Key lever</w:t>
+              <w:t xml:space="preserve">Key lever (notched for the black keys)</w:t>
             </w:r>
           </w:p>
         </w:tc>
@@ -2547,7 +2547,7 @@
                 <w:sz w:val="19"/>
                 <w:szCs w:val="19"/>
               </w:rPr>
-              <w:t xml:space="preserve">Black key</w:t>
+              <w:t xml:space="preserve">Black key (switched keycap)</w:t>
             </w:r>
           </w:p>
         </w:tc>
@@ -2831,6 +2831,432 @@
                 <w:sz w:val="19"/>
                 <w:szCs w:val="19"/>
               </w:rPr>
+              <w:t xml:space="preserve">Frame cheek</w:t>
+            </w:r>
+          </w:p>
+        </w:tc>
+        <w:tc>
+          <w:tcPr>
+            <w:tcW w:type="dxa" w:w="2016"/>
+            <w:tcBorders>
+              <w:top w:val="single" w:color="D8D8D8" w:sz="2"/>
+              <w:left w:val="none"/>
+              <w:bottom w:val="single" w:color="D8D8D8" w:sz="2"/>
+              <w:right w:val="none"/>
+            </w:tcBorders>
+            <w:tcMar>
+              <w:top w:type="dxa" w:w="80"/>
+              <w:left w:type="dxa" w:w="100"/>
+              <w:bottom w:type="dxa" w:w="80"/>
+              <w:right w:type="dxa" w:w="100"/>
+            </w:tcMar>
+          </w:tcPr>
+          <w:p>
+            <w:r>
+              <w:rPr>
+                <w:rFonts w:ascii="Consolas" w:cs="Consolas" w:eastAsia="Consolas" w:hAnsi="Consolas"/>
+                <w:color w:val="7A3E00"/>
+                <w:sz w:val="17"/>
+                <w:szCs w:val="17"/>
+              </w:rPr>
+              <w:t xml:space="preserve">piano_frame.scad</w:t>
+            </w:r>
+          </w:p>
+        </w:tc>
+        <w:tc>
+          <w:tcPr>
+            <w:tcW w:type="dxa" w:w="2016"/>
+            <w:tcBorders>
+              <w:top w:val="single" w:color="D8D8D8" w:sz="2"/>
+              <w:left w:val="none"/>
+              <w:bottom w:val="single" w:color="D8D8D8" w:sz="2"/>
+              <w:right w:val="none"/>
+            </w:tcBorders>
+            <w:tcMar>
+              <w:top w:type="dxa" w:w="80"/>
+              <w:left w:type="dxa" w:w="100"/>
+              <w:bottom w:type="dxa" w:w="80"/>
+              <w:right w:type="dxa" w:w="100"/>
+            </w:tcMar>
+          </w:tcPr>
+          <w:p>
+            <w:r>
+              <w:rPr>
+                <w:rFonts w:ascii="Consolas" w:cs="Consolas" w:eastAsia="Consolas" w:hAnsi="Consolas"/>
+                <w:color w:val="7A3E00"/>
+                <w:sz w:val="17"/>
+                <w:szCs w:val="17"/>
+              </w:rPr>
+              <w:t xml:space="preserve">"cheek"</w:t>
+            </w:r>
+          </w:p>
+        </w:tc>
+        <w:tc>
+          <w:tcPr>
+            <w:tcW w:type="dxa" w:w="2016"/>
+            <w:tcBorders>
+              <w:top w:val="single" w:color="D8D8D8" w:sz="2"/>
+              <w:left w:val="none"/>
+              <w:bottom w:val="single" w:color="D8D8D8" w:sz="2"/>
+              <w:right w:val="none"/>
+            </w:tcBorders>
+            <w:tcMar>
+              <w:top w:type="dxa" w:w="80"/>
+              <w:left w:type="dxa" w:w="100"/>
+              <w:bottom w:type="dxa" w:w="80"/>
+              <w:right w:type="dxa" w:w="100"/>
+            </w:tcMar>
+          </w:tcPr>
+          <w:p>
+            <w:r>
+              <w:rPr>
+                <w:color w:val="1A1A1A"/>
+                <w:sz w:val="19"/>
+                <w:szCs w:val="19"/>
+              </w:rPr>
+              <w:t xml:space="preserve">print</w:t>
+            </w:r>
+          </w:p>
+        </w:tc>
+        <w:tc>
+          <w:tcPr>
+            <w:tcW w:type="dxa" w:w="2016"/>
+            <w:tcBorders>
+              <w:top w:val="single" w:color="D8D8D8" w:sz="2"/>
+              <w:left w:val="none"/>
+              <w:bottom w:val="single" w:color="D8D8D8" w:sz="2"/>
+              <w:right w:val="none"/>
+            </w:tcBorders>
+            <w:tcMar>
+              <w:top w:type="dxa" w:w="80"/>
+              <w:left w:type="dxa" w:w="100"/>
+              <w:bottom w:type="dxa" w:w="80"/>
+              <w:right w:type="dxa" w:w="100"/>
+            </w:tcMar>
+          </w:tcPr>
+          <w:p>
+            <w:r>
+              <w:rPr>
+                <w:color w:val="1A1A1A"/>
+                <w:sz w:val="19"/>
+                <w:szCs w:val="19"/>
+              </w:rPr>
+              <w:t xml:space="preserve">2</w:t>
+            </w:r>
+          </w:p>
+        </w:tc>
+      </w:tr>
+      <w:tr>
+        <w:trPr>
+          <w:cantSplit/>
+        </w:trPr>
+        <w:tc>
+          <w:tcPr>
+            <w:tcW w:type="dxa" w:w="2016"/>
+            <w:tcBorders>
+              <w:top w:val="single" w:color="D8D8D8" w:sz="2"/>
+              <w:left w:val="none"/>
+              <w:bottom w:val="single" w:color="D8D8D8" w:sz="2"/>
+              <w:right w:val="none"/>
+            </w:tcBorders>
+            <w:tcMar>
+              <w:top w:type="dxa" w:w="80"/>
+              <w:left w:type="dxa" w:w="100"/>
+              <w:bottom w:type="dxa" w:w="80"/>
+              <w:right w:type="dxa" w:w="100"/>
+            </w:tcMar>
+          </w:tcPr>
+          <w:p>
+            <w:r>
+              <w:rPr>
+                <w:color w:val="1A1A1A"/>
+                <w:sz w:val="19"/>
+                <w:szCs w:val="19"/>
+              </w:rPr>
+              <w:t xml:space="preserve">Frame front rail segment</w:t>
+            </w:r>
+          </w:p>
+        </w:tc>
+        <w:tc>
+          <w:tcPr>
+            <w:tcW w:type="dxa" w:w="2016"/>
+            <w:tcBorders>
+              <w:top w:val="single" w:color="D8D8D8" w:sz="2"/>
+              <w:left w:val="none"/>
+              <w:bottom w:val="single" w:color="D8D8D8" w:sz="2"/>
+              <w:right w:val="none"/>
+            </w:tcBorders>
+            <w:tcMar>
+              <w:top w:type="dxa" w:w="80"/>
+              <w:left w:type="dxa" w:w="100"/>
+              <w:bottom w:type="dxa" w:w="80"/>
+              <w:right w:type="dxa" w:w="100"/>
+            </w:tcMar>
+          </w:tcPr>
+          <w:p>
+            <w:r>
+              <w:rPr>
+                <w:rFonts w:ascii="Consolas" w:cs="Consolas" w:eastAsia="Consolas" w:hAnsi="Consolas"/>
+                <w:color w:val="7A3E00"/>
+                <w:sz w:val="17"/>
+                <w:szCs w:val="17"/>
+              </w:rPr>
+              <w:t xml:space="preserve">piano_frame.scad</w:t>
+            </w:r>
+          </w:p>
+        </w:tc>
+        <w:tc>
+          <w:tcPr>
+            <w:tcW w:type="dxa" w:w="2016"/>
+            <w:tcBorders>
+              <w:top w:val="single" w:color="D8D8D8" w:sz="2"/>
+              <w:left w:val="none"/>
+              <w:bottom w:val="single" w:color="D8D8D8" w:sz="2"/>
+              <w:right w:val="none"/>
+            </w:tcBorders>
+            <w:tcMar>
+              <w:top w:type="dxa" w:w="80"/>
+              <w:left w:type="dxa" w:w="100"/>
+              <w:bottom w:type="dxa" w:w="80"/>
+              <w:right w:type="dxa" w:w="100"/>
+            </w:tcMar>
+          </w:tcPr>
+          <w:p>
+            <w:r>
+              <w:rPr>
+                <w:rFonts w:ascii="Consolas" w:cs="Consolas" w:eastAsia="Consolas" w:hAnsi="Consolas"/>
+                <w:color w:val="7A3E00"/>
+                <w:sz w:val="17"/>
+                <w:szCs w:val="17"/>
+              </w:rPr>
+              <w:t xml:space="preserve">"front_seg"</w:t>
+            </w:r>
+          </w:p>
+        </w:tc>
+        <w:tc>
+          <w:tcPr>
+            <w:tcW w:type="dxa" w:w="2016"/>
+            <w:tcBorders>
+              <w:top w:val="single" w:color="D8D8D8" w:sz="2"/>
+              <w:left w:val="none"/>
+              <w:bottom w:val="single" w:color="D8D8D8" w:sz="2"/>
+              <w:right w:val="none"/>
+            </w:tcBorders>
+            <w:tcMar>
+              <w:top w:type="dxa" w:w="80"/>
+              <w:left w:type="dxa" w:w="100"/>
+              <w:bottom w:type="dxa" w:w="80"/>
+              <w:right w:type="dxa" w:w="100"/>
+            </w:tcMar>
+          </w:tcPr>
+          <w:p>
+            <w:r>
+              <w:rPr>
+                <w:color w:val="1A1A1A"/>
+                <w:sz w:val="19"/>
+                <w:szCs w:val="19"/>
+              </w:rPr>
+              <w:t xml:space="preserve">print</w:t>
+            </w:r>
+          </w:p>
+        </w:tc>
+        <w:tc>
+          <w:tcPr>
+            <w:tcW w:type="dxa" w:w="2016"/>
+            <w:tcBorders>
+              <w:top w:val="single" w:color="D8D8D8" w:sz="2"/>
+              <w:left w:val="none"/>
+              <w:bottom w:val="single" w:color="D8D8D8" w:sz="2"/>
+              <w:right w:val="none"/>
+            </w:tcBorders>
+            <w:tcMar>
+              <w:top w:type="dxa" w:w="80"/>
+              <w:left w:type="dxa" w:w="100"/>
+              <w:bottom w:type="dxa" w:w="80"/>
+              <w:right w:type="dxa" w:w="100"/>
+            </w:tcMar>
+          </w:tcPr>
+          <w:p>
+            <w:r>
+              <w:rPr>
+                <w:color w:val="1A1A1A"/>
+                <w:sz w:val="19"/>
+                <w:szCs w:val="19"/>
+              </w:rPr>
+              <w:t xml:space="preserve">3</w:t>
+            </w:r>
+          </w:p>
+        </w:tc>
+      </w:tr>
+      <w:tr>
+        <w:trPr>
+          <w:cantSplit/>
+        </w:trPr>
+        <w:tc>
+          <w:tcPr>
+            <w:tcW w:type="dxa" w:w="2016"/>
+            <w:tcBorders>
+              <w:top w:val="single" w:color="D8D8D8" w:sz="2"/>
+              <w:left w:val="none"/>
+              <w:bottom w:val="single" w:color="D8D8D8" w:sz="2"/>
+              <w:right w:val="none"/>
+            </w:tcBorders>
+            <w:tcMar>
+              <w:top w:type="dxa" w:w="80"/>
+              <w:left w:type="dxa" w:w="100"/>
+              <w:bottom w:type="dxa" w:w="80"/>
+              <w:right w:type="dxa" w:w="100"/>
+            </w:tcMar>
+          </w:tcPr>
+          <w:p>
+            <w:r>
+              <w:rPr>
+                <w:color w:val="1A1A1A"/>
+                <w:sz w:val="19"/>
+                <w:szCs w:val="19"/>
+              </w:rPr>
+              <w:t xml:space="preserve">Frame back rail segment</w:t>
+            </w:r>
+          </w:p>
+        </w:tc>
+        <w:tc>
+          <w:tcPr>
+            <w:tcW w:type="dxa" w:w="2016"/>
+            <w:tcBorders>
+              <w:top w:val="single" w:color="D8D8D8" w:sz="2"/>
+              <w:left w:val="none"/>
+              <w:bottom w:val="single" w:color="D8D8D8" w:sz="2"/>
+              <w:right w:val="none"/>
+            </w:tcBorders>
+            <w:tcMar>
+              <w:top w:type="dxa" w:w="80"/>
+              <w:left w:type="dxa" w:w="100"/>
+              <w:bottom w:type="dxa" w:w="80"/>
+              <w:right w:type="dxa" w:w="100"/>
+            </w:tcMar>
+          </w:tcPr>
+          <w:p>
+            <w:r>
+              <w:rPr>
+                <w:rFonts w:ascii="Consolas" w:cs="Consolas" w:eastAsia="Consolas" w:hAnsi="Consolas"/>
+                <w:color w:val="7A3E00"/>
+                <w:sz w:val="17"/>
+                <w:szCs w:val="17"/>
+              </w:rPr>
+              <w:t xml:space="preserve">piano_frame.scad</w:t>
+            </w:r>
+          </w:p>
+        </w:tc>
+        <w:tc>
+          <w:tcPr>
+            <w:tcW w:type="dxa" w:w="2016"/>
+            <w:tcBorders>
+              <w:top w:val="single" w:color="D8D8D8" w:sz="2"/>
+              <w:left w:val="none"/>
+              <w:bottom w:val="single" w:color="D8D8D8" w:sz="2"/>
+              <w:right w:val="none"/>
+            </w:tcBorders>
+            <w:tcMar>
+              <w:top w:type="dxa" w:w="80"/>
+              <w:left w:type="dxa" w:w="100"/>
+              <w:bottom w:type="dxa" w:w="80"/>
+              <w:right w:type="dxa" w:w="100"/>
+            </w:tcMar>
+          </w:tcPr>
+          <w:p>
+            <w:r>
+              <w:rPr>
+                <w:rFonts w:ascii="Consolas" w:cs="Consolas" w:eastAsia="Consolas" w:hAnsi="Consolas"/>
+                <w:color w:val="7A3E00"/>
+                <w:sz w:val="17"/>
+                <w:szCs w:val="17"/>
+              </w:rPr>
+              <w:t xml:space="preserve">"back_seg"</w:t>
+            </w:r>
+          </w:p>
+        </w:tc>
+        <w:tc>
+          <w:tcPr>
+            <w:tcW w:type="dxa" w:w="2016"/>
+            <w:tcBorders>
+              <w:top w:val="single" w:color="D8D8D8" w:sz="2"/>
+              <w:left w:val="none"/>
+              <w:bottom w:val="single" w:color="D8D8D8" w:sz="2"/>
+              <w:right w:val="none"/>
+            </w:tcBorders>
+            <w:tcMar>
+              <w:top w:type="dxa" w:w="80"/>
+              <w:left w:type="dxa" w:w="100"/>
+              <w:bottom w:type="dxa" w:w="80"/>
+              <w:right w:type="dxa" w:w="100"/>
+            </w:tcMar>
+          </w:tcPr>
+          <w:p>
+            <w:r>
+              <w:rPr>
+                <w:color w:val="1A1A1A"/>
+                <w:sz w:val="19"/>
+                <w:szCs w:val="19"/>
+              </w:rPr>
+              <w:t xml:space="preserve">print</w:t>
+            </w:r>
+          </w:p>
+        </w:tc>
+        <w:tc>
+          <w:tcPr>
+            <w:tcW w:type="dxa" w:w="2016"/>
+            <w:tcBorders>
+              <w:top w:val="single" w:color="D8D8D8" w:sz="2"/>
+              <w:left w:val="none"/>
+              <w:bottom w:val="single" w:color="D8D8D8" w:sz="2"/>
+              <w:right w:val="none"/>
+            </w:tcBorders>
+            <w:tcMar>
+              <w:top w:type="dxa" w:w="80"/>
+              <w:left w:type="dxa" w:w="100"/>
+              <w:bottom w:type="dxa" w:w="80"/>
+              <w:right w:type="dxa" w:w="100"/>
+            </w:tcMar>
+          </w:tcPr>
+          <w:p>
+            <w:r>
+              <w:rPr>
+                <w:color w:val="1A1A1A"/>
+                <w:sz w:val="19"/>
+                <w:szCs w:val="19"/>
+              </w:rPr>
+              <w:t xml:space="preserve">3</w:t>
+            </w:r>
+          </w:p>
+        </w:tc>
+      </w:tr>
+      <w:tr>
+        <w:trPr>
+          <w:cantSplit/>
+        </w:trPr>
+        <w:tc>
+          <w:tcPr>
+            <w:tcW w:type="dxa" w:w="2016"/>
+            <w:tcBorders>
+              <w:top w:val="single" w:color="D8D8D8" w:sz="2"/>
+              <w:left w:val="none"/>
+              <w:bottom w:val="single" w:color="D8D8D8" w:sz="2"/>
+              <w:right w:val="none"/>
+            </w:tcBorders>
+            <w:tcMar>
+              <w:top w:type="dxa" w:w="80"/>
+              <w:left w:type="dxa" w:w="100"/>
+              <w:bottom w:type="dxa" w:w="80"/>
+              <w:right w:type="dxa" w:w="100"/>
+            </w:tcMar>
+          </w:tcPr>
+          <w:p>
+            <w:r>
+              <w:rPr>
+                <w:color w:val="1A1A1A"/>
+                <w:sz w:val="19"/>
+                <w:szCs w:val="19"/>
+              </w:rPr>
               <w:t xml:space="preserve">Hinge pin</w:t>
             </w:r>
           </w:p>
@@ -2913,6 +3339,146 @@
                 <w:szCs w:val="19"/>
               </w:rPr>
               <w:t xml:space="preserve">buy 3 mm rod, cut</w:t>
+            </w:r>
+          </w:p>
+        </w:tc>
+        <w:tc>
+          <w:tcPr>
+            <w:tcW w:type="dxa" w:w="2016"/>
+            <w:tcBorders>
+              <w:top w:val="single" w:color="D8D8D8" w:sz="2"/>
+              <w:left w:val="none"/>
+              <w:bottom w:val="single" w:color="D8D8D8" w:sz="2"/>
+              <w:right w:val="none"/>
+            </w:tcBorders>
+            <w:tcMar>
+              <w:top w:type="dxa" w:w="80"/>
+              <w:left w:type="dxa" w:w="100"/>
+              <w:bottom w:type="dxa" w:w="80"/>
+              <w:right w:type="dxa" w:w="100"/>
+            </w:tcMar>
+          </w:tcPr>
+          <w:p>
+            <w:r>
+              <w:rPr>
+                <w:color w:val="1A1A1A"/>
+                <w:sz w:val="19"/>
+                <w:szCs w:val="19"/>
+              </w:rPr>
+              <w:t xml:space="preserve">—</w:t>
+            </w:r>
+          </w:p>
+        </w:tc>
+      </w:tr>
+      <w:tr>
+        <w:trPr>
+          <w:cantSplit/>
+        </w:trPr>
+        <w:tc>
+          <w:tcPr>
+            <w:tcW w:type="dxa" w:w="2016"/>
+            <w:tcBorders>
+              <w:top w:val="single" w:color="D8D8D8" w:sz="2"/>
+              <w:left w:val="none"/>
+              <w:bottom w:val="single" w:color="D8D8D8" w:sz="2"/>
+              <w:right w:val="none"/>
+            </w:tcBorders>
+            <w:tcMar>
+              <w:top w:type="dxa" w:w="80"/>
+              <w:left w:type="dxa" w:w="100"/>
+              <w:bottom w:type="dxa" w:w="80"/>
+              <w:right w:type="dxa" w:w="100"/>
+            </w:tcMar>
+          </w:tcPr>
+          <w:p>
+            <w:r>
+              <w:rPr>
+                <w:color w:val="1A1A1A"/>
+                <w:sz w:val="19"/>
+                <w:szCs w:val="19"/>
+              </w:rPr>
+              <w:t xml:space="preserve">Tile alignment dowels</w:t>
+            </w:r>
+          </w:p>
+        </w:tc>
+        <w:tc>
+          <w:tcPr>
+            <w:tcW w:type="dxa" w:w="2016"/>
+            <w:tcBorders>
+              <w:top w:val="single" w:color="D8D8D8" w:sz="2"/>
+              <w:left w:val="none"/>
+              <w:bottom w:val="single" w:color="D8D8D8" w:sz="2"/>
+              <w:right w:val="none"/>
+            </w:tcBorders>
+            <w:tcMar>
+              <w:top w:type="dxa" w:w="80"/>
+              <w:left w:type="dxa" w:w="100"/>
+              <w:bottom w:type="dxa" w:w="80"/>
+              <w:right w:type="dxa" w:w="100"/>
+            </w:tcMar>
+          </w:tcPr>
+          <w:p>
+            <w:r>
+              <w:rPr>
+                <w:color w:val="1A1A1A"/>
+                <w:sz w:val="19"/>
+                <w:szCs w:val="19"/>
+              </w:rPr>
+              <w:t xml:space="preserve">—</w:t>
+            </w:r>
+          </w:p>
+        </w:tc>
+        <w:tc>
+          <w:tcPr>
+            <w:tcW w:type="dxa" w:w="2016"/>
+            <w:tcBorders>
+              <w:top w:val="single" w:color="D8D8D8" w:sz="2"/>
+              <w:left w:val="none"/>
+              <w:bottom w:val="single" w:color="D8D8D8" w:sz="2"/>
+              <w:right w:val="none"/>
+            </w:tcBorders>
+            <w:tcMar>
+              <w:top w:type="dxa" w:w="80"/>
+              <w:left w:type="dxa" w:w="100"/>
+              <w:bottom w:type="dxa" w:w="80"/>
+              <w:right w:type="dxa" w:w="100"/>
+            </w:tcMar>
+          </w:tcPr>
+          <w:p>
+            <w:r>
+              <w:rPr>
+                <w:color w:val="1A1A1A"/>
+                <w:sz w:val="19"/>
+                <w:szCs w:val="19"/>
+              </w:rPr>
+              <w:t xml:space="preserve">—</w:t>
+            </w:r>
+          </w:p>
+        </w:tc>
+        <w:tc>
+          <w:tcPr>
+            <w:tcW w:type="dxa" w:w="2016"/>
+            <w:tcBorders>
+              <w:top w:val="single" w:color="D8D8D8" w:sz="2"/>
+              <w:left w:val="none"/>
+              <w:bottom w:val="single" w:color="D8D8D8" w:sz="2"/>
+              <w:right w:val="none"/>
+            </w:tcBorders>
+            <w:tcMar>
+              <w:top w:type="dxa" w:w="80"/>
+              <w:left w:type="dxa" w:w="100"/>
+              <w:bottom w:type="dxa" w:w="80"/>
+              <w:right w:type="dxa" w:w="100"/>
+            </w:tcMar>
+          </w:tcPr>
+          <w:p>
+            <w:r>
+              <w:rPr>
+                <w:color w:val="1A1A1A"/>
+                <w:sz w:val="19"/>
+                <w:szCs w:val="19"/>
+              </w:rPr>
+              <w:t xml:space="preserve">same 3 mm rod, 4 short pieces</w:t>
             </w:r>
           </w:p>
         </w:tc>
@@ -2949,6 +3515,37 @@
       <w:pPr>
         <w:spacing w:after="160"/>
       </w:pPr>
+    </w:p>
+    <w:p>
+      <w:pPr>
+        <w:spacing w:after="180"/>
+      </w:pPr>
+      <w:r>
+        <w:rPr>
+          <w:color w:val="1A1A1A"/>
+          <w:sz w:val="19"/>
+          <w:szCs w:val="19"/>
+        </w:rPr>
+        <w:t xml:space="preserve">Feet are printed into every base cell, so this route needs </w:t>
+      </w:r>
+      <w:r>
+        <w:rPr>
+          <w:b/>
+          <w:bCs/>
+          <w:color w:val="1A1A1A"/>
+          <w:sz w:val="19"/>
+          <w:szCs w:val="19"/>
+        </w:rPr>
+        <w:t xml:space="preserve">no standoffs</w:t>
+      </w:r>
+      <w:r>
+        <w:rPr>
+          <w:color w:val="1A1A1A"/>
+          <w:sz w:val="19"/>
+          <w:szCs w:val="19"/>
+        </w:rPr>
+        <w:t xml:space="preserve">.</w:t>
+      </w:r>
     </w:p>
     <w:p>
       <w:pPr>
